--- a/docs/gost/out/10_12_Текст_программы.docx
+++ b/docs/gost/out/10_12_Текст_программы.docx
@@ -610,7 +610,7 @@
       <w:r>
         <w:fldChar w:fldCharType="separate"/>
       </w:r>
-      <w:hyperlink w:anchor="_Toc242106063" w:history="1">
+      <w:hyperlink w:anchor="_Toc242137403" w:history="1">
         <w:r>
           <w:rPr>
             <w:rStyle w:val="aff8"/>
@@ -637,7 +637,7 @@
             <w:noProof/>
             <w:webHidden/>
           </w:rPr>
-          <w:instrText xml:space="preserve"> PAGEREF _Toc242106063 \h </w:instrText>
+          <w:instrText xml:space="preserve"> PAGEREF _Toc242137403 \h </w:instrText>
         </w:r>
         <w:r>
           <w:rPr>
@@ -683,7 +683,7 @@
           <w14:ligatures w14:val="standardContextual"/>
         </w:rPr>
       </w:pPr>
-      <w:hyperlink w:anchor="_Toc242106064" w:history="1">
+      <w:hyperlink w:anchor="_Toc242137404" w:history="1">
         <w:r>
           <w:rPr>
             <w:rStyle w:val="aff8"/>
@@ -710,7 +710,7 @@
             <w:noProof/>
             <w:webHidden/>
           </w:rPr>
-          <w:instrText xml:space="preserve"> PAGEREF _Toc242106064 \h </w:instrText>
+          <w:instrText xml:space="preserve"> PAGEREF _Toc242137404 \h </w:instrText>
         </w:r>
         <w:r>
           <w:rPr>
@@ -756,7 +756,7 @@
           <w14:ligatures w14:val="standardContextual"/>
         </w:rPr>
       </w:pPr>
-      <w:hyperlink w:anchor="_Toc242106065" w:history="1">
+      <w:hyperlink w:anchor="_Toc242137405" w:history="1">
         <w:r>
           <w:rPr>
             <w:rStyle w:val="aff8"/>
@@ -783,7 +783,7 @@
             <w:noProof/>
             <w:webHidden/>
           </w:rPr>
-          <w:instrText xml:space="preserve"> PAGEREF _Toc242106065 \h </w:instrText>
+          <w:instrText xml:space="preserve"> PAGEREF _Toc242137405 \h </w:instrText>
         </w:r>
         <w:r>
           <w:rPr>
@@ -829,7 +829,7 @@
           <w14:ligatures w14:val="standardContextual"/>
         </w:rPr>
       </w:pPr>
-      <w:hyperlink w:anchor="_Toc242106066" w:history="1">
+      <w:hyperlink w:anchor="_Toc242137406" w:history="1">
         <w:r>
           <w:rPr>
             <w:rStyle w:val="aff8"/>
@@ -856,7 +856,7 @@
             <w:noProof/>
             <w:webHidden/>
           </w:rPr>
-          <w:instrText xml:space="preserve"> PAGEREF _Toc242106066 \h </w:instrText>
+          <w:instrText xml:space="preserve"> PAGEREF _Toc242137406 \h </w:instrText>
         </w:r>
         <w:r>
           <w:rPr>
@@ -902,7 +902,7 @@
           <w14:ligatures w14:val="standardContextual"/>
         </w:rPr>
       </w:pPr>
-      <w:hyperlink w:anchor="_Toc242106067" w:history="1">
+      <w:hyperlink w:anchor="_Toc242137407" w:history="1">
         <w:r>
           <w:rPr>
             <w:rStyle w:val="aff8"/>
@@ -929,7 +929,7 @@
             <w:noProof/>
             <w:webHidden/>
           </w:rPr>
-          <w:instrText xml:space="preserve"> PAGEREF _Toc242106067 \h </w:instrText>
+          <w:instrText xml:space="preserve"> PAGEREF _Toc242137407 \h </w:instrText>
         </w:r>
         <w:r>
           <w:rPr>
@@ -975,7 +975,7 @@
           <w14:ligatures w14:val="standardContextual"/>
         </w:rPr>
       </w:pPr>
-      <w:hyperlink w:anchor="_Toc242106068" w:history="1">
+      <w:hyperlink w:anchor="_Toc242137408" w:history="1">
         <w:r>
           <w:rPr>
             <w:rStyle w:val="aff8"/>
@@ -1002,7 +1002,7 @@
             <w:noProof/>
             <w:webHidden/>
           </w:rPr>
-          <w:instrText xml:space="preserve"> PAGEREF _Toc242106068 \h </w:instrText>
+          <w:instrText xml:space="preserve"> PAGEREF _Toc242137408 \h </w:instrText>
         </w:r>
         <w:r>
           <w:rPr>
@@ -1048,7 +1048,7 @@
           <w14:ligatures w14:val="standardContextual"/>
         </w:rPr>
       </w:pPr>
-      <w:hyperlink w:anchor="_Toc242106069" w:history="1">
+      <w:hyperlink w:anchor="_Toc242137409" w:history="1">
         <w:r>
           <w:rPr>
             <w:rStyle w:val="aff8"/>
@@ -1075,7 +1075,7 @@
             <w:noProof/>
             <w:webHidden/>
           </w:rPr>
-          <w:instrText xml:space="preserve"> PAGEREF _Toc242106069 \h </w:instrText>
+          <w:instrText xml:space="preserve"> PAGEREF _Toc242137409 \h </w:instrText>
         </w:r>
         <w:r>
           <w:rPr>
@@ -1121,7 +1121,7 @@
           <w14:ligatures w14:val="standardContextual"/>
         </w:rPr>
       </w:pPr>
-      <w:hyperlink w:anchor="_Toc242106070" w:history="1">
+      <w:hyperlink w:anchor="_Toc242137410" w:history="1">
         <w:r>
           <w:rPr>
             <w:rStyle w:val="aff8"/>
@@ -1148,7 +1148,7 @@
             <w:noProof/>
             <w:webHidden/>
           </w:rPr>
-          <w:instrText xml:space="preserve"> PAGEREF _Toc242106070 \h </w:instrText>
+          <w:instrText xml:space="preserve"> PAGEREF _Toc242137410 \h </w:instrText>
         </w:r>
         <w:r>
           <w:rPr>
@@ -1194,7 +1194,7 @@
           <w14:ligatures w14:val="standardContextual"/>
         </w:rPr>
       </w:pPr>
-      <w:hyperlink w:anchor="_Toc242106071" w:history="1">
+      <w:hyperlink w:anchor="_Toc242137411" w:history="1">
         <w:r>
           <w:rPr>
             <w:rStyle w:val="aff8"/>
@@ -1221,7 +1221,7 @@
             <w:noProof/>
             <w:webHidden/>
           </w:rPr>
-          <w:instrText xml:space="preserve"> PAGEREF _Toc242106071 \h </w:instrText>
+          <w:instrText xml:space="preserve"> PAGEREF _Toc242137411 \h </w:instrText>
         </w:r>
         <w:r>
           <w:rPr>
@@ -1267,7 +1267,7 @@
           <w14:ligatures w14:val="standardContextual"/>
         </w:rPr>
       </w:pPr>
-      <w:hyperlink w:anchor="_Toc242106072" w:history="1">
+      <w:hyperlink w:anchor="_Toc242137412" w:history="1">
         <w:r>
           <w:rPr>
             <w:rStyle w:val="aff8"/>
@@ -1294,7 +1294,7 @@
             <w:noProof/>
             <w:webHidden/>
           </w:rPr>
-          <w:instrText xml:space="preserve"> PAGEREF _Toc242106072 \h </w:instrText>
+          <w:instrText xml:space="preserve"> PAGEREF _Toc242137412 \h </w:instrText>
         </w:r>
         <w:r>
           <w:rPr>
@@ -1340,7 +1340,7 @@
           <w14:ligatures w14:val="standardContextual"/>
         </w:rPr>
       </w:pPr>
-      <w:hyperlink w:anchor="_Toc242106073" w:history="1">
+      <w:hyperlink w:anchor="_Toc242137413" w:history="1">
         <w:r>
           <w:rPr>
             <w:rStyle w:val="aff8"/>
@@ -1367,7 +1367,7 @@
             <w:noProof/>
             <w:webHidden/>
           </w:rPr>
-          <w:instrText xml:space="preserve"> PAGEREF _Toc242106073 \h </w:instrText>
+          <w:instrText xml:space="preserve"> PAGEREF _Toc242137413 \h </w:instrText>
         </w:r>
         <w:r>
           <w:rPr>
@@ -1413,7 +1413,7 @@
         <w:ind w:firstLine="0"/>
         <w:jc w:val="center"/>
       </w:pPr>
-      <w:bookmarkStart w:id="0" w:name="_Toc242106063"/>
+      <w:bookmarkStart w:id="0" w:name="_Toc242137403"/>
       <w:r>
         <w:lastRenderedPageBreak/>
         <w:t>ПЕРЕЧЕНЬ ТЕРМИНОВ И СОКРАЩЕНИЙ</w:t>
@@ -2675,7 +2675,7 @@
         <w:pStyle w:val="1"/>
         <w:pageBreakBefore/>
       </w:pPr>
-      <w:bookmarkStart w:id="1" w:name="_Toc242106064"/>
+      <w:bookmarkStart w:id="1" w:name="_Toc242137404"/>
       <w:r>
         <w:lastRenderedPageBreak/>
         <w:t>1 Общие сведения</w:t>
@@ -2686,7 +2686,7 @@
       <w:pPr>
         <w:pStyle w:val="21"/>
       </w:pPr>
-      <w:bookmarkStart w:id="2" w:name="_Toc242106065"/>
+      <w:bookmarkStart w:id="2" w:name="_Toc242137405"/>
       <w:r>
         <w:t>1.1 Языки программирования</w:t>
       </w:r>
@@ -2985,7 +2985,7 @@
       <w:pPr>
         <w:pStyle w:val="21"/>
       </w:pPr>
-      <w:bookmarkStart w:id="3" w:name="_Toc242106066"/>
+      <w:bookmarkStart w:id="3" w:name="_Toc242137406"/>
       <w:r>
         <w:t>1.2 Форма представления</w:t>
       </w:r>
@@ -3031,7 +3031,7 @@
         <w:pStyle w:val="1"/>
         <w:pageBreakBefore/>
       </w:pPr>
-      <w:bookmarkStart w:id="4" w:name="_Toc242106067"/>
+      <w:bookmarkStart w:id="4" w:name="_Toc242137407"/>
       <w:r>
         <w:lastRenderedPageBreak/>
         <w:t>2 Состав исходных текстов</w:t>
@@ -3225,7 +3225,7 @@
               <w:pStyle w:val="GostTable"/>
             </w:pPr>
             <w:r>
-              <w:t>23781</w:t>
+              <w:t>24079</w:t>
             </w:r>
           </w:p>
         </w:tc>
@@ -3238,7 +3238,7 @@
               <w:pStyle w:val="GostTable"/>
             </w:pPr>
             <w:r>
-              <w:t>1063</w:t>
+              <w:t>1080</w:t>
             </w:r>
           </w:p>
         </w:tc>
@@ -3283,7 +3283,7 @@
               <w:pStyle w:val="GostTable"/>
             </w:pPr>
             <w:r>
-              <w:t>34471</w:t>
+              <w:t>34821</w:t>
             </w:r>
           </w:p>
         </w:tc>
@@ -3296,7 +3296,7 @@
               <w:pStyle w:val="GostTable"/>
             </w:pPr>
             <w:r>
-              <w:t>1322</w:t>
+              <w:t>1342</w:t>
             </w:r>
           </w:p>
         </w:tc>
@@ -3408,7 +3408,7 @@
               <w:rPr>
                 <w:b/>
               </w:rPr>
-              <w:t>63616</w:t>
+              <w:t>64264</w:t>
             </w:r>
           </w:p>
         </w:tc>
@@ -3424,7 +3424,7 @@
               <w:rPr>
                 <w:b/>
               </w:rPr>
-              <w:t>2600</w:t>
+              <w:t>2637</w:t>
             </w:r>
           </w:p>
         </w:tc>
@@ -3444,7 +3444,7 @@
           <w:rFonts w:ascii="Courier New" w:eastAsia="Courier New" w:hAnsi="Courier New" w:cs="Courier New"/>
           <w:sz w:val="22"/>
         </w:rPr>
-        <w:t>b1adf5182ff6</w:t>
+        <w:t>2805017307a6</w:t>
       </w:r>
       <w:r>
         <w:t xml:space="preserve"> репозитория с учётом незафиксированных изменений рабочего каталога.</w:t>
@@ -7771,20 +7771,20 @@
               <w:pStyle w:val="GostTable"/>
             </w:pPr>
             <w:r>
-              <w:t>247</w:t>
-            </w:r>
-          </w:p>
-        </w:tc>
-        <w:tc>
-          <w:tcPr>
-            <w:tcW w:w="2339" w:type="dxa"/>
-          </w:tcPr>
-          <w:p>
-            <w:pPr>
-              <w:pStyle w:val="GostTable"/>
-            </w:pPr>
-            <w:r>
-              <w:t>e2c6b3b861dc12c7</w:t>
+              <w:t>276</w:t>
+            </w:r>
+          </w:p>
+        </w:tc>
+        <w:tc>
+          <w:tcPr>
+            <w:tcW w:w="2339" w:type="dxa"/>
+          </w:tcPr>
+          <w:p>
+            <w:pPr>
+              <w:pStyle w:val="GostTable"/>
+            </w:pPr>
+            <w:r>
+              <w:t>70f0b60c66236eb8</w:t>
             </w:r>
           </w:p>
         </w:tc>
@@ -7833,7 +7833,7 @@
               <w:pStyle w:val="GostTable"/>
             </w:pPr>
             <w:r>
-              <w:t>d32f78108ee1cb0a</w:t>
+              <w:t>593c4542d5dacce5</w:t>
             </w:r>
           </w:p>
         </w:tc>
@@ -8114,20 +8114,20 @@
               <w:pStyle w:val="GostTable"/>
             </w:pPr>
             <w:r>
-              <w:t>68</w:t>
-            </w:r>
-          </w:p>
-        </w:tc>
-        <w:tc>
-          <w:tcPr>
-            <w:tcW w:w="2339" w:type="dxa"/>
-          </w:tcPr>
-          <w:p>
-            <w:pPr>
-              <w:pStyle w:val="GostTable"/>
-            </w:pPr>
-            <w:r>
-              <w:t>edb0048cc4a43012</w:t>
+              <w:t>86</w:t>
+            </w:r>
+          </w:p>
+        </w:tc>
+        <w:tc>
+          <w:tcPr>
+            <w:tcW w:w="2339" w:type="dxa"/>
+          </w:tcPr>
+          <w:p>
+            <w:pPr>
+              <w:pStyle w:val="GostTable"/>
+            </w:pPr>
+            <w:r>
+              <w:t>6cf9ae00e56968c8</w:t>
             </w:r>
           </w:p>
         </w:tc>
@@ -8555,20 +8555,20 @@
               <w:pStyle w:val="GostTable"/>
             </w:pPr>
             <w:r>
-              <w:t>208</w:t>
-            </w:r>
-          </w:p>
-        </w:tc>
-        <w:tc>
-          <w:tcPr>
-            <w:tcW w:w="2339" w:type="dxa"/>
-          </w:tcPr>
-          <w:p>
-            <w:pPr>
-              <w:pStyle w:val="GostTable"/>
-            </w:pPr>
-            <w:r>
-              <w:t>46c7ea030b2e7c77</w:t>
+              <w:t>240</w:t>
+            </w:r>
+          </w:p>
+        </w:tc>
+        <w:tc>
+          <w:tcPr>
+            <w:tcW w:w="2339" w:type="dxa"/>
+          </w:tcPr>
+          <w:p>
+            <w:pPr>
+              <w:pStyle w:val="GostTable"/>
+            </w:pPr>
+            <w:r>
+              <w:t>f842dd01568ee226</w:t>
             </w:r>
           </w:p>
         </w:tc>
@@ -8702,20 +8702,20 @@
               <w:pStyle w:val="GostTable"/>
             </w:pPr>
             <w:r>
-              <w:t>276</w:t>
-            </w:r>
-          </w:p>
-        </w:tc>
-        <w:tc>
-          <w:tcPr>
-            <w:tcW w:w="2339" w:type="dxa"/>
-          </w:tcPr>
-          <w:p>
-            <w:pPr>
-              <w:pStyle w:val="GostTable"/>
-            </w:pPr>
-            <w:r>
-              <w:t>986a84fb98f6967e</w:t>
+              <w:t>492</w:t>
+            </w:r>
+          </w:p>
+        </w:tc>
+        <w:tc>
+          <w:tcPr>
+            <w:tcW w:w="2339" w:type="dxa"/>
+          </w:tcPr>
+          <w:p>
+            <w:pPr>
+              <w:pStyle w:val="GostTable"/>
+            </w:pPr>
+            <w:r>
+              <w:t>39f829026ae0371a</w:t>
             </w:r>
           </w:p>
         </w:tc>
@@ -8800,20 +8800,20 @@
               <w:pStyle w:val="GostTable"/>
             </w:pPr>
             <w:r>
-              <w:t>29</w:t>
-            </w:r>
-          </w:p>
-        </w:tc>
-        <w:tc>
-          <w:tcPr>
-            <w:tcW w:w="2339" w:type="dxa"/>
-          </w:tcPr>
-          <w:p>
-            <w:pPr>
-              <w:pStyle w:val="GostTable"/>
-            </w:pPr>
-            <w:r>
-              <w:t>bdcc663adf4d899f</w:t>
+              <w:t>32</w:t>
+            </w:r>
+          </w:p>
+        </w:tc>
+        <w:tc>
+          <w:tcPr>
+            <w:tcW w:w="2339" w:type="dxa"/>
+          </w:tcPr>
+          <w:p>
+            <w:pPr>
+              <w:pStyle w:val="GostTable"/>
+            </w:pPr>
+            <w:r>
+              <w:t>fae231500327ee41</w:t>
             </w:r>
           </w:p>
         </w:tc>
@@ -18016,20 +18016,20 @@
               <w:pStyle w:val="GostTable"/>
             </w:pPr>
             <w:r>
-              <w:t>230</w:t>
-            </w:r>
-          </w:p>
-        </w:tc>
-        <w:tc>
-          <w:tcPr>
-            <w:tcW w:w="2339" w:type="dxa"/>
-          </w:tcPr>
-          <w:p>
-            <w:pPr>
-              <w:pStyle w:val="GostTable"/>
-            </w:pPr>
-            <w:r>
-              <w:t>6c20083df51fa499</w:t>
+              <w:t>278</w:t>
+            </w:r>
+          </w:p>
+        </w:tc>
+        <w:tc>
+          <w:tcPr>
+            <w:tcW w:w="2339" w:type="dxa"/>
+          </w:tcPr>
+          <w:p>
+            <w:pPr>
+              <w:pStyle w:val="GostTable"/>
+            </w:pPr>
+            <w:r>
+              <w:t>8f2d078bda7e5ebd</w:t>
             </w:r>
           </w:p>
         </w:tc>
@@ -18274,7 +18274,7 @@
               <w:pStyle w:val="GostTable"/>
             </w:pPr>
             <w:r>
-              <w:t>77996a92aa6936c4</w:t>
+              <w:t>10273a0bc01f6db9</w:t>
             </w:r>
           </w:p>
         </w:tc>
@@ -18323,7 +18323,7 @@
               <w:pStyle w:val="GostTable"/>
             </w:pPr>
             <w:r>
-              <w:t>fe9db9dd53134779</w:t>
+              <w:t>12367cca53b1441d</w:t>
             </w:r>
           </w:p>
         </w:tc>
@@ -18604,20 +18604,20 @@
               <w:pStyle w:val="GostTable"/>
             </w:pPr>
             <w:r>
-              <w:t>444</w:t>
-            </w:r>
-          </w:p>
-        </w:tc>
-        <w:tc>
-          <w:tcPr>
-            <w:tcW w:w="2339" w:type="dxa"/>
-          </w:tcPr>
-          <w:p>
-            <w:pPr>
-              <w:pStyle w:val="GostTable"/>
-            </w:pPr>
-            <w:r>
-              <w:t>7586956865f68f30</w:t>
+              <w:t>455</w:t>
+            </w:r>
+          </w:p>
+        </w:tc>
+        <w:tc>
+          <w:tcPr>
+            <w:tcW w:w="2339" w:type="dxa"/>
+          </w:tcPr>
+          <w:p>
+            <w:pPr>
+              <w:pStyle w:val="GostTable"/>
+            </w:pPr>
+            <w:r>
+              <w:t>436f0d9b60a4def3</w:t>
             </w:r>
           </w:p>
         </w:tc>
@@ -18702,20 +18702,20 @@
               <w:pStyle w:val="GostTable"/>
             </w:pPr>
             <w:r>
-              <w:t>211</w:t>
-            </w:r>
-          </w:p>
-        </w:tc>
-        <w:tc>
-          <w:tcPr>
-            <w:tcW w:w="2339" w:type="dxa"/>
-          </w:tcPr>
-          <w:p>
-            <w:pPr>
-              <w:pStyle w:val="GostTable"/>
-            </w:pPr>
-            <w:r>
-              <w:t>34f54e73545427a3</w:t>
+              <w:t>216</w:t>
+            </w:r>
+          </w:p>
+        </w:tc>
+        <w:tc>
+          <w:tcPr>
+            <w:tcW w:w="2339" w:type="dxa"/>
+          </w:tcPr>
+          <w:p>
+            <w:pPr>
+              <w:pStyle w:val="GostTable"/>
+            </w:pPr>
+            <w:r>
+              <w:t>fc8c0e5d09257f8d</w:t>
             </w:r>
           </w:p>
         </w:tc>
@@ -19585,20 +19585,20 @@
               <w:pStyle w:val="GostTable"/>
             </w:pPr>
             <w:r>
-              <w:t>390</w:t>
-            </w:r>
-          </w:p>
-        </w:tc>
-        <w:tc>
-          <w:tcPr>
-            <w:tcW w:w="2339" w:type="dxa"/>
-          </w:tcPr>
-          <w:p>
-            <w:pPr>
-              <w:pStyle w:val="GostTable"/>
-            </w:pPr>
-            <w:r>
-              <w:t>1bb40f6af7a2365d</w:t>
+              <w:t>392</w:t>
+            </w:r>
+          </w:p>
+        </w:tc>
+        <w:tc>
+          <w:tcPr>
+            <w:tcW w:w="2339" w:type="dxa"/>
+          </w:tcPr>
+          <w:p>
+            <w:pPr>
+              <w:pStyle w:val="GostTable"/>
+            </w:pPr>
+            <w:r>
+              <w:t>20261c63490c7a70</w:t>
             </w:r>
           </w:p>
         </w:tc>
@@ -20320,20 +20320,20 @@
               <w:pStyle w:val="GostTable"/>
             </w:pPr>
             <w:r>
-              <w:t>39</w:t>
-            </w:r>
-          </w:p>
-        </w:tc>
-        <w:tc>
-          <w:tcPr>
-            <w:tcW w:w="2339" w:type="dxa"/>
-          </w:tcPr>
-          <w:p>
-            <w:pPr>
-              <w:pStyle w:val="GostTable"/>
-            </w:pPr>
-            <w:r>
-              <w:t>d15b54236eff31a7</w:t>
+              <w:t>44</w:t>
+            </w:r>
+          </w:p>
+        </w:tc>
+        <w:tc>
+          <w:tcPr>
+            <w:tcW w:w="2339" w:type="dxa"/>
+          </w:tcPr>
+          <w:p>
+            <w:pPr>
+              <w:pStyle w:val="GostTable"/>
+            </w:pPr>
+            <w:r>
+              <w:t>0d16cc6bd1dbbd69</w:t>
             </w:r>
           </w:p>
         </w:tc>
@@ -20418,20 +20418,20 @@
               <w:pStyle w:val="GostTable"/>
             </w:pPr>
             <w:r>
-              <w:t>1461</w:t>
-            </w:r>
-          </w:p>
-        </w:tc>
-        <w:tc>
-          <w:tcPr>
-            <w:tcW w:w="2339" w:type="dxa"/>
-          </w:tcPr>
-          <w:p>
-            <w:pPr>
-              <w:pStyle w:val="GostTable"/>
-            </w:pPr>
-            <w:r>
-              <w:t>f8b04def1247c9c3</w:t>
+              <w:t>1521</w:t>
+            </w:r>
+          </w:p>
+        </w:tc>
+        <w:tc>
+          <w:tcPr>
+            <w:tcW w:w="2339" w:type="dxa"/>
+          </w:tcPr>
+          <w:p>
+            <w:pPr>
+              <w:pStyle w:val="GostTable"/>
+            </w:pPr>
+            <w:r>
+              <w:t>2c4ed956f62360ca</w:t>
             </w:r>
           </w:p>
         </w:tc>
@@ -21447,20 +21447,20 @@
               <w:pStyle w:val="GostTable"/>
             </w:pPr>
             <w:r>
-              <w:t>1450</w:t>
-            </w:r>
-          </w:p>
-        </w:tc>
-        <w:tc>
-          <w:tcPr>
-            <w:tcW w:w="2339" w:type="dxa"/>
-          </w:tcPr>
-          <w:p>
-            <w:pPr>
-              <w:pStyle w:val="GostTable"/>
-            </w:pPr>
-            <w:r>
-              <w:t>95adb2885e6d595c</w:t>
+              <w:t>1510</w:t>
+            </w:r>
+          </w:p>
+        </w:tc>
+        <w:tc>
+          <w:tcPr>
+            <w:tcW w:w="2339" w:type="dxa"/>
+          </w:tcPr>
+          <w:p>
+            <w:pPr>
+              <w:pStyle w:val="GostTable"/>
+            </w:pPr>
+            <w:r>
+              <w:t>d5e748d8ed6a96fd</w:t>
             </w:r>
           </w:p>
         </w:tc>
@@ -22477,20 +22477,20 @@
               <w:pStyle w:val="GostTable"/>
             </w:pPr>
             <w:r>
-              <w:t>1494</w:t>
-            </w:r>
-          </w:p>
-        </w:tc>
-        <w:tc>
-          <w:tcPr>
-            <w:tcW w:w="2339" w:type="dxa"/>
-          </w:tcPr>
-          <w:p>
-            <w:pPr>
-              <w:pStyle w:val="GostTable"/>
-            </w:pPr>
-            <w:r>
-              <w:t>ac159d945826ba59</w:t>
+              <w:t>1554</w:t>
+            </w:r>
+          </w:p>
+        </w:tc>
+        <w:tc>
+          <w:tcPr>
+            <w:tcW w:w="2339" w:type="dxa"/>
+          </w:tcPr>
+          <w:p>
+            <w:pPr>
+              <w:pStyle w:val="GostTable"/>
+            </w:pPr>
+            <w:r>
+              <w:t>a1b3910cd1f73010</w:t>
             </w:r>
           </w:p>
         </w:tc>
@@ -23751,20 +23751,20 @@
               <w:pStyle w:val="GostTable"/>
             </w:pPr>
             <w:r>
-              <w:t>522</w:t>
-            </w:r>
-          </w:p>
-        </w:tc>
-        <w:tc>
-          <w:tcPr>
-            <w:tcW w:w="2339" w:type="dxa"/>
-          </w:tcPr>
-          <w:p>
-            <w:pPr>
-              <w:pStyle w:val="GostTable"/>
-            </w:pPr>
-            <w:r>
-              <w:t>f18b81c3b83abc60</w:t>
+              <w:t>524</w:t>
+            </w:r>
+          </w:p>
+        </w:tc>
+        <w:tc>
+          <w:tcPr>
+            <w:tcW w:w="2339" w:type="dxa"/>
+          </w:tcPr>
+          <w:p>
+            <w:pPr>
+              <w:pStyle w:val="GostTable"/>
+            </w:pPr>
+            <w:r>
+              <w:t>855ec88ffcf19cab</w:t>
             </w:r>
           </w:p>
         </w:tc>
@@ -23947,20 +23947,20 @@
               <w:pStyle w:val="GostTable"/>
             </w:pPr>
             <w:r>
-              <w:t>397</w:t>
-            </w:r>
-          </w:p>
-        </w:tc>
-        <w:tc>
-          <w:tcPr>
-            <w:tcW w:w="2339" w:type="dxa"/>
-          </w:tcPr>
-          <w:p>
-            <w:pPr>
-              <w:pStyle w:val="GostTable"/>
-            </w:pPr>
-            <w:r>
-              <w:t>07c4c4bb935f8656</w:t>
+              <w:t>486</w:t>
+            </w:r>
+          </w:p>
+        </w:tc>
+        <w:tc>
+          <w:tcPr>
+            <w:tcW w:w="2339" w:type="dxa"/>
+          </w:tcPr>
+          <w:p>
+            <w:pPr>
+              <w:pStyle w:val="GostTable"/>
+            </w:pPr>
+            <w:r>
+              <w:t>0ca6d446bc823560</w:t>
             </w:r>
           </w:p>
         </w:tc>
@@ -24437,20 +24437,20 @@
               <w:pStyle w:val="GostTable"/>
             </w:pPr>
             <w:r>
-              <w:t>172</w:t>
-            </w:r>
-          </w:p>
-        </w:tc>
-        <w:tc>
-          <w:tcPr>
-            <w:tcW w:w="2339" w:type="dxa"/>
-          </w:tcPr>
-          <w:p>
-            <w:pPr>
-              <w:pStyle w:val="GostTable"/>
-            </w:pPr>
-            <w:r>
-              <w:t>88b0a96be59aef31</w:t>
+              <w:t>178</w:t>
+            </w:r>
+          </w:p>
+        </w:tc>
+        <w:tc>
+          <w:tcPr>
+            <w:tcW w:w="2339" w:type="dxa"/>
+          </w:tcPr>
+          <w:p>
+            <w:pPr>
+              <w:pStyle w:val="GostTable"/>
+            </w:pPr>
+            <w:r>
+              <w:t>3c966060f1398c5f</w:t>
             </w:r>
           </w:p>
         </w:tc>
@@ -25137,7 +25137,7 @@
               <w:pStyle w:val="GostTable"/>
             </w:pPr>
             <w:r>
-              <w:t>40a1a770d434c463</w:t>
+              <w:t>d82e4841a5ceaeda</w:t>
             </w:r>
           </w:p>
         </w:tc>
@@ -25431,7 +25431,7 @@
               <w:pStyle w:val="GostTable"/>
             </w:pPr>
             <w:r>
-              <w:t>b12cf19b1d360847</w:t>
+              <w:t>ec36009590b4f3fd</w:t>
             </w:r>
           </w:p>
         </w:tc>
@@ -25761,20 +25761,20 @@
               <w:pStyle w:val="GostTable"/>
             </w:pPr>
             <w:r>
-              <w:t>103</w:t>
-            </w:r>
-          </w:p>
-        </w:tc>
-        <w:tc>
-          <w:tcPr>
-            <w:tcW w:w="2339" w:type="dxa"/>
-          </w:tcPr>
-          <w:p>
-            <w:pPr>
-              <w:pStyle w:val="GostTable"/>
-            </w:pPr>
-            <w:r>
-              <w:t>b9055596d78307d3</w:t>
+              <w:t>105</w:t>
+            </w:r>
+          </w:p>
+        </w:tc>
+        <w:tc>
+          <w:tcPr>
+            <w:tcW w:w="2339" w:type="dxa"/>
+          </w:tcPr>
+          <w:p>
+            <w:pPr>
+              <w:pStyle w:val="GostTable"/>
+            </w:pPr>
+            <w:r>
+              <w:t>774aabe5df841981</w:t>
             </w:r>
           </w:p>
         </w:tc>
@@ -26476,7 +26476,7 @@
         <w:pStyle w:val="1"/>
         <w:pageBreakBefore/>
       </w:pPr>
-      <w:bookmarkStart w:id="5" w:name="_Toc242106068"/>
+      <w:bookmarkStart w:id="5" w:name="_Toc242137408"/>
       <w:r>
         <w:lastRenderedPageBreak/>
         <w:t>3 Получение исходных текстов и сборка программы</w:t>
@@ -26487,7 +26487,7 @@
       <w:pPr>
         <w:pStyle w:val="21"/>
       </w:pPr>
-      <w:bookmarkStart w:id="6" w:name="_Toc242106069"/>
+      <w:bookmarkStart w:id="6" w:name="_Toc242137409"/>
       <w:r>
         <w:t>3.1 Получение из репозитория</w:t>
       </w:r>
@@ -26523,7 +26523,7 @@
       <w:pPr>
         <w:pStyle w:val="21"/>
       </w:pPr>
-      <w:bookmarkStart w:id="7" w:name="_Toc242106070"/>
+      <w:bookmarkStart w:id="7" w:name="_Toc242137410"/>
       <w:r>
         <w:t>3.2 Формирование архива</w:t>
       </w:r>
@@ -26542,7 +26542,7 @@
       <w:pPr>
         <w:pStyle w:val="21"/>
       </w:pPr>
-      <w:bookmarkStart w:id="8" w:name="_Toc242106071"/>
+      <w:bookmarkStart w:id="8" w:name="_Toc242137411"/>
       <w:r>
         <w:t>3.3 Проверка соответствия описи</w:t>
       </w:r>
@@ -26577,7 +26577,7 @@
       <w:pPr>
         <w:pStyle w:val="21"/>
       </w:pPr>
-      <w:bookmarkStart w:id="9" w:name="_Toc242106072"/>
+      <w:bookmarkStart w:id="9" w:name="_Toc242137412"/>
       <w:r>
         <w:t>3.4 Сборка</w:t>
       </w:r>
@@ -26625,7 +26625,7 @@
         <w:ind w:firstLine="0"/>
         <w:jc w:val="center"/>
       </w:pPr>
-      <w:bookmarkStart w:id="10" w:name="_Toc242106073"/>
+      <w:bookmarkStart w:id="10" w:name="_Toc242137413"/>
       <w:r>
         <w:lastRenderedPageBreak/>
         <w:t>ЛИСТ РЕГИСТРАЦИИ ИЗМЕНЕНИЙ</w:t>
@@ -28713,31 +28713,31 @@
       </w:rPr>
     </w:lvl>
   </w:abstractNum>
-  <w:num w:numId="1" w16cid:durableId="1860699071">
+  <w:num w:numId="1" w16cid:durableId="1090663156">
     <w:abstractNumId w:val="8"/>
   </w:num>
-  <w:num w:numId="2" w16cid:durableId="46220323">
+  <w:num w:numId="2" w16cid:durableId="995037453">
     <w:abstractNumId w:val="6"/>
   </w:num>
-  <w:num w:numId="3" w16cid:durableId="1521311939">
+  <w:num w:numId="3" w16cid:durableId="1250500865">
     <w:abstractNumId w:val="5"/>
   </w:num>
-  <w:num w:numId="4" w16cid:durableId="394815427">
+  <w:num w:numId="4" w16cid:durableId="1653828649">
     <w:abstractNumId w:val="4"/>
   </w:num>
-  <w:num w:numId="5" w16cid:durableId="338124887">
+  <w:num w:numId="5" w16cid:durableId="1669208950">
     <w:abstractNumId w:val="7"/>
   </w:num>
-  <w:num w:numId="6" w16cid:durableId="1426266946">
+  <w:num w:numId="6" w16cid:durableId="166872673">
     <w:abstractNumId w:val="3"/>
   </w:num>
-  <w:num w:numId="7" w16cid:durableId="1515727864">
+  <w:num w:numId="7" w16cid:durableId="1594239641">
     <w:abstractNumId w:val="2"/>
   </w:num>
-  <w:num w:numId="8" w16cid:durableId="1049304731">
+  <w:num w:numId="8" w16cid:durableId="96679441">
     <w:abstractNumId w:val="1"/>
   </w:num>
-  <w:num w:numId="9" w16cid:durableId="861817545">
+  <w:num w:numId="9" w16cid:durableId="401606977">
     <w:abstractNumId w:val="0"/>
   </w:num>
 </w:numbering>
@@ -40270,7 +40270,7 @@
     <w:autoRedefine/>
     <w:uiPriority w:val="39"/>
     <w:unhideWhenUsed/>
-    <w:rsid w:val="00313FE0"/>
+    <w:rsid w:val="00867314"/>
     <w:pPr>
       <w:spacing w:after="100"/>
     </w:pPr>
@@ -40282,7 +40282,7 @@
     <w:autoRedefine/>
     <w:uiPriority w:val="39"/>
     <w:unhideWhenUsed/>
-    <w:rsid w:val="00313FE0"/>
+    <w:rsid w:val="00867314"/>
     <w:pPr>
       <w:spacing w:after="100"/>
       <w:ind w:left="240"/>
@@ -40293,7 +40293,7 @@
     <w:basedOn w:val="a2"/>
     <w:uiPriority w:val="99"/>
     <w:unhideWhenUsed/>
-    <w:rsid w:val="00313FE0"/>
+    <w:rsid w:val="00867314"/>
     <w:rPr>
       <w:color w:val="0000FF" w:themeColor="hyperlink"/>
       <w:u w:val="single"/>

--- a/docs/gost/out/10_12_Текст_программы.docx
+++ b/docs/gost/out/10_12_Текст_программы.docx
@@ -610,7 +610,7 @@
       <w:r>
         <w:fldChar w:fldCharType="separate"/>
       </w:r>
-      <w:hyperlink w:anchor="_Toc242194551" w:history="1">
+      <w:hyperlink w:anchor="_Toc242436831" w:history="1">
         <w:r>
           <w:rPr>
             <w:rStyle w:val="aff8"/>
@@ -637,7 +637,7 @@
             <w:noProof/>
             <w:webHidden/>
           </w:rPr>
-          <w:instrText xml:space="preserve"> PAGEREF _Toc242194551 \h </w:instrText>
+          <w:instrText xml:space="preserve"> PAGEREF _Toc242436831 \h </w:instrText>
         </w:r>
         <w:r>
           <w:rPr>
@@ -683,7 +683,7 @@
           <w14:ligatures w14:val="standardContextual"/>
         </w:rPr>
       </w:pPr>
-      <w:hyperlink w:anchor="_Toc242194552" w:history="1">
+      <w:hyperlink w:anchor="_Toc242436832" w:history="1">
         <w:r>
           <w:rPr>
             <w:rStyle w:val="aff8"/>
@@ -710,7 +710,7 @@
             <w:noProof/>
             <w:webHidden/>
           </w:rPr>
-          <w:instrText xml:space="preserve"> PAGEREF _Toc242194552 \h </w:instrText>
+          <w:instrText xml:space="preserve"> PAGEREF _Toc242436832 \h </w:instrText>
         </w:r>
         <w:r>
           <w:rPr>
@@ -756,7 +756,7 @@
           <w14:ligatures w14:val="standardContextual"/>
         </w:rPr>
       </w:pPr>
-      <w:hyperlink w:anchor="_Toc242194553" w:history="1">
+      <w:hyperlink w:anchor="_Toc242436833" w:history="1">
         <w:r>
           <w:rPr>
             <w:rStyle w:val="aff8"/>
@@ -783,7 +783,7 @@
             <w:noProof/>
             <w:webHidden/>
           </w:rPr>
-          <w:instrText xml:space="preserve"> PAGEREF _Toc242194553 \h </w:instrText>
+          <w:instrText xml:space="preserve"> PAGEREF _Toc242436833 \h </w:instrText>
         </w:r>
         <w:r>
           <w:rPr>
@@ -829,7 +829,7 @@
           <w14:ligatures w14:val="standardContextual"/>
         </w:rPr>
       </w:pPr>
-      <w:hyperlink w:anchor="_Toc242194554" w:history="1">
+      <w:hyperlink w:anchor="_Toc242436834" w:history="1">
         <w:r>
           <w:rPr>
             <w:rStyle w:val="aff8"/>
@@ -856,7 +856,7 @@
             <w:noProof/>
             <w:webHidden/>
           </w:rPr>
-          <w:instrText xml:space="preserve"> PAGEREF _Toc242194554 \h </w:instrText>
+          <w:instrText xml:space="preserve"> PAGEREF _Toc242436834 \h </w:instrText>
         </w:r>
         <w:r>
           <w:rPr>
@@ -902,7 +902,7 @@
           <w14:ligatures w14:val="standardContextual"/>
         </w:rPr>
       </w:pPr>
-      <w:hyperlink w:anchor="_Toc242194555" w:history="1">
+      <w:hyperlink w:anchor="_Toc242436835" w:history="1">
         <w:r>
           <w:rPr>
             <w:rStyle w:val="aff8"/>
@@ -929,7 +929,7 @@
             <w:noProof/>
             <w:webHidden/>
           </w:rPr>
-          <w:instrText xml:space="preserve"> PAGEREF _Toc242194555 \h </w:instrText>
+          <w:instrText xml:space="preserve"> PAGEREF _Toc242436835 \h </w:instrText>
         </w:r>
         <w:r>
           <w:rPr>
@@ -975,7 +975,7 @@
           <w14:ligatures w14:val="standardContextual"/>
         </w:rPr>
       </w:pPr>
-      <w:hyperlink w:anchor="_Toc242194556" w:history="1">
+      <w:hyperlink w:anchor="_Toc242436836" w:history="1">
         <w:r>
           <w:rPr>
             <w:rStyle w:val="aff8"/>
@@ -1002,7 +1002,7 @@
             <w:noProof/>
             <w:webHidden/>
           </w:rPr>
-          <w:instrText xml:space="preserve"> PAGEREF _Toc242194556 \h </w:instrText>
+          <w:instrText xml:space="preserve"> PAGEREF _Toc242436836 \h </w:instrText>
         </w:r>
         <w:r>
           <w:rPr>
@@ -1048,7 +1048,7 @@
           <w14:ligatures w14:val="standardContextual"/>
         </w:rPr>
       </w:pPr>
-      <w:hyperlink w:anchor="_Toc242194557" w:history="1">
+      <w:hyperlink w:anchor="_Toc242436837" w:history="1">
         <w:r>
           <w:rPr>
             <w:rStyle w:val="aff8"/>
@@ -1075,7 +1075,7 @@
             <w:noProof/>
             <w:webHidden/>
           </w:rPr>
-          <w:instrText xml:space="preserve"> PAGEREF _Toc242194557 \h </w:instrText>
+          <w:instrText xml:space="preserve"> PAGEREF _Toc242436837 \h </w:instrText>
         </w:r>
         <w:r>
           <w:rPr>
@@ -1121,7 +1121,7 @@
           <w14:ligatures w14:val="standardContextual"/>
         </w:rPr>
       </w:pPr>
-      <w:hyperlink w:anchor="_Toc242194558" w:history="1">
+      <w:hyperlink w:anchor="_Toc242436838" w:history="1">
         <w:r>
           <w:rPr>
             <w:rStyle w:val="aff8"/>
@@ -1148,7 +1148,7 @@
             <w:noProof/>
             <w:webHidden/>
           </w:rPr>
-          <w:instrText xml:space="preserve"> PAGEREF _Toc242194558 \h </w:instrText>
+          <w:instrText xml:space="preserve"> PAGEREF _Toc242436838 \h </w:instrText>
         </w:r>
         <w:r>
           <w:rPr>
@@ -1194,7 +1194,7 @@
           <w14:ligatures w14:val="standardContextual"/>
         </w:rPr>
       </w:pPr>
-      <w:hyperlink w:anchor="_Toc242194559" w:history="1">
+      <w:hyperlink w:anchor="_Toc242436839" w:history="1">
         <w:r>
           <w:rPr>
             <w:rStyle w:val="aff8"/>
@@ -1221,7 +1221,7 @@
             <w:noProof/>
             <w:webHidden/>
           </w:rPr>
-          <w:instrText xml:space="preserve"> PAGEREF _Toc242194559 \h </w:instrText>
+          <w:instrText xml:space="preserve"> PAGEREF _Toc242436839 \h </w:instrText>
         </w:r>
         <w:r>
           <w:rPr>
@@ -1267,7 +1267,7 @@
           <w14:ligatures w14:val="standardContextual"/>
         </w:rPr>
       </w:pPr>
-      <w:hyperlink w:anchor="_Toc242194560" w:history="1">
+      <w:hyperlink w:anchor="_Toc242436840" w:history="1">
         <w:r>
           <w:rPr>
             <w:rStyle w:val="aff8"/>
@@ -1294,7 +1294,7 @@
             <w:noProof/>
             <w:webHidden/>
           </w:rPr>
-          <w:instrText xml:space="preserve"> PAGEREF _Toc242194560 \h </w:instrText>
+          <w:instrText xml:space="preserve"> PAGEREF _Toc242436840 \h </w:instrText>
         </w:r>
         <w:r>
           <w:rPr>
@@ -1340,7 +1340,7 @@
           <w14:ligatures w14:val="standardContextual"/>
         </w:rPr>
       </w:pPr>
-      <w:hyperlink w:anchor="_Toc242194561" w:history="1">
+      <w:hyperlink w:anchor="_Toc242436841" w:history="1">
         <w:r>
           <w:rPr>
             <w:rStyle w:val="aff8"/>
@@ -1367,7 +1367,7 @@
             <w:noProof/>
             <w:webHidden/>
           </w:rPr>
-          <w:instrText xml:space="preserve"> PAGEREF _Toc242194561 \h </w:instrText>
+          <w:instrText xml:space="preserve"> PAGEREF _Toc242436841 \h </w:instrText>
         </w:r>
         <w:r>
           <w:rPr>
@@ -1413,7 +1413,7 @@
         <w:ind w:firstLine="0"/>
         <w:jc w:val="center"/>
       </w:pPr>
-      <w:bookmarkStart w:id="0" w:name="_Toc242194551"/>
+      <w:bookmarkStart w:id="0" w:name="_Toc242436831"/>
       <w:r>
         <w:lastRenderedPageBreak/>
         <w:t>ПЕРЕЧЕНЬ ТЕРМИНОВ И СОКРАЩЕНИЙ</w:t>
@@ -2675,7 +2675,7 @@
         <w:pStyle w:val="1"/>
         <w:pageBreakBefore/>
       </w:pPr>
-      <w:bookmarkStart w:id="1" w:name="_Toc242194552"/>
+      <w:bookmarkStart w:id="1" w:name="_Toc242436832"/>
       <w:r>
         <w:lastRenderedPageBreak/>
         <w:t>1 Общие сведения</w:t>
@@ -2686,7 +2686,7 @@
       <w:pPr>
         <w:pStyle w:val="21"/>
       </w:pPr>
-      <w:bookmarkStart w:id="2" w:name="_Toc242194553"/>
+      <w:bookmarkStart w:id="2" w:name="_Toc242436833"/>
       <w:r>
         <w:t>1.1 Языки программирования</w:t>
       </w:r>
@@ -2985,7 +2985,7 @@
       <w:pPr>
         <w:pStyle w:val="21"/>
       </w:pPr>
-      <w:bookmarkStart w:id="3" w:name="_Toc242194554"/>
+      <w:bookmarkStart w:id="3" w:name="_Toc242436834"/>
       <w:r>
         <w:t>1.2 Форма представления</w:t>
       </w:r>
@@ -3031,7 +3031,7 @@
         <w:pStyle w:val="1"/>
         <w:pageBreakBefore/>
       </w:pPr>
-      <w:bookmarkStart w:id="4" w:name="_Toc242194555"/>
+      <w:bookmarkStart w:id="4" w:name="_Toc242436835"/>
       <w:r>
         <w:lastRenderedPageBreak/>
         <w:t>2 Состав исходных текстов</w:t>
@@ -3225,7 +3225,7 @@
               <w:pStyle w:val="GostTable"/>
             </w:pPr>
             <w:r>
-              <w:t>24722</w:t>
+              <w:t>24791</w:t>
             </w:r>
           </w:p>
         </w:tc>
@@ -3238,7 +3238,7 @@
               <w:pStyle w:val="GostTable"/>
             </w:pPr>
             <w:r>
-              <w:t>1116</w:t>
+              <w:t>1121</w:t>
             </w:r>
           </w:p>
         </w:tc>
@@ -3283,7 +3283,7 @@
               <w:pStyle w:val="GostTable"/>
             </w:pPr>
             <w:r>
-              <w:t>36087</w:t>
+              <w:t>36113</w:t>
             </w:r>
           </w:p>
         </w:tc>
@@ -3296,7 +3296,7 @@
               <w:pStyle w:val="GostTable"/>
             </w:pPr>
             <w:r>
-              <w:t>1409</w:t>
+              <w:t>1412</w:t>
             </w:r>
           </w:p>
         </w:tc>
@@ -3408,7 +3408,7 @@
               <w:rPr>
                 <w:b/>
               </w:rPr>
-              <w:t>66173</w:t>
+              <w:t>66268</w:t>
             </w:r>
           </w:p>
         </w:tc>
@@ -3424,7 +3424,7 @@
               <w:rPr>
                 <w:b/>
               </w:rPr>
-              <w:t>2741</w:t>
+              <w:t>2749</w:t>
             </w:r>
           </w:p>
         </w:tc>
@@ -3444,7 +3444,7 @@
           <w:rFonts w:ascii="Courier New" w:eastAsia="Courier New" w:hAnsi="Courier New" w:cs="Courier New"/>
           <w:sz w:val="22"/>
         </w:rPr>
-        <w:t>342587fe7b74</w:t>
+        <w:t>f3cd3d25fde4</w:t>
       </w:r>
       <w:r>
         <w:t xml:space="preserve"> репозитория с учётом незафиксированных изменений рабочего каталога.</w:t>
@@ -7035,20 +7035,20 @@
               <w:pStyle w:val="GostTable"/>
             </w:pPr>
             <w:r>
-              <w:t>472</w:t>
-            </w:r>
-          </w:p>
-        </w:tc>
-        <w:tc>
-          <w:tcPr>
-            <w:tcW w:w="2339" w:type="dxa"/>
-          </w:tcPr>
-          <w:p>
-            <w:pPr>
-              <w:pStyle w:val="GostTable"/>
-            </w:pPr>
-            <w:r>
-              <w:t>a72255117d9c5a1f</w:t>
+              <w:t>478</w:t>
+            </w:r>
+          </w:p>
+        </w:tc>
+        <w:tc>
+          <w:tcPr>
+            <w:tcW w:w="2339" w:type="dxa"/>
+          </w:tcPr>
+          <w:p>
+            <w:pPr>
+              <w:pStyle w:val="GostTable"/>
+            </w:pPr>
+            <w:r>
+              <w:t>d81f22fef2ad1434</w:t>
             </w:r>
           </w:p>
         </w:tc>
@@ -10614,20 +10614,20 @@
               <w:pStyle w:val="GostTable"/>
             </w:pPr>
             <w:r>
-              <w:t>1105</w:t>
-            </w:r>
-          </w:p>
-        </w:tc>
-        <w:tc>
-          <w:tcPr>
-            <w:tcW w:w="2339" w:type="dxa"/>
-          </w:tcPr>
-          <w:p>
-            <w:pPr>
-              <w:pStyle w:val="GostTable"/>
-            </w:pPr>
-            <w:r>
-              <w:t>7d13b1a9b71c665d</w:t>
+              <w:t>1127</w:t>
+            </w:r>
+          </w:p>
+        </w:tc>
+        <w:tc>
+          <w:tcPr>
+            <w:tcW w:w="2339" w:type="dxa"/>
+          </w:tcPr>
+          <w:p>
+            <w:pPr>
+              <w:pStyle w:val="GostTable"/>
+            </w:pPr>
+            <w:r>
+              <w:t>ba3c87e5d19aa5f5</w:t>
             </w:r>
           </w:p>
         </w:tc>
@@ -13555,20 +13555,20 @@
               <w:pStyle w:val="GostTable"/>
             </w:pPr>
             <w:r>
-              <w:t>346</w:t>
-            </w:r>
-          </w:p>
-        </w:tc>
-        <w:tc>
-          <w:tcPr>
-            <w:tcW w:w="2339" w:type="dxa"/>
-          </w:tcPr>
-          <w:p>
-            <w:pPr>
-              <w:pStyle w:val="GostTable"/>
-            </w:pPr>
-            <w:r>
-              <w:t>197aedf0a91ca137</w:t>
+              <w:t>364</w:t>
+            </w:r>
+          </w:p>
+        </w:tc>
+        <w:tc>
+          <w:tcPr>
+            <w:tcW w:w="2339" w:type="dxa"/>
+          </w:tcPr>
+          <w:p>
+            <w:pPr>
+              <w:pStyle w:val="GostTable"/>
+            </w:pPr>
+            <w:r>
+              <w:t>0ef575837a5443a1</w:t>
             </w:r>
           </w:p>
         </w:tc>
@@ -14634,20 +14634,20 @@
               <w:pStyle w:val="GostTable"/>
             </w:pPr>
             <w:r>
-              <w:t>278</w:t>
-            </w:r>
-          </w:p>
-        </w:tc>
-        <w:tc>
-          <w:tcPr>
-            <w:tcW w:w="2339" w:type="dxa"/>
-          </w:tcPr>
-          <w:p>
-            <w:pPr>
-              <w:pStyle w:val="GostTable"/>
-            </w:pPr>
-            <w:r>
-              <w:t>a40a5cfaf19ce71f</w:t>
+              <w:t>301</w:t>
+            </w:r>
+          </w:p>
+        </w:tc>
+        <w:tc>
+          <w:tcPr>
+            <w:tcW w:w="2339" w:type="dxa"/>
+          </w:tcPr>
+          <w:p>
+            <w:pPr>
+              <w:pStyle w:val="GostTable"/>
+            </w:pPr>
+            <w:r>
+              <w:t>1c75186c8486aef8</w:t>
             </w:r>
           </w:p>
         </w:tc>
@@ -18359,20 +18359,20 @@
               <w:pStyle w:val="GostTable"/>
             </w:pPr>
             <w:r>
-              <w:t>279</w:t>
-            </w:r>
-          </w:p>
-        </w:tc>
-        <w:tc>
-          <w:tcPr>
-            <w:tcW w:w="2339" w:type="dxa"/>
-          </w:tcPr>
-          <w:p>
-            <w:pPr>
-              <w:pStyle w:val="GostTable"/>
-            </w:pPr>
-            <w:r>
-              <w:t>d67ba0819a4957d9</w:t>
+              <w:t>299</w:t>
+            </w:r>
+          </w:p>
+        </w:tc>
+        <w:tc>
+          <w:tcPr>
+            <w:tcW w:w="2339" w:type="dxa"/>
+          </w:tcPr>
+          <w:p>
+            <w:pPr>
+              <w:pStyle w:val="GostTable"/>
+            </w:pPr>
+            <w:r>
+              <w:t>9f3cb48728dd134f</w:t>
             </w:r>
           </w:p>
         </w:tc>
@@ -20859,20 +20859,20 @@
               <w:pStyle w:val="GostTable"/>
             </w:pPr>
             <w:r>
-              <w:t>1550</w:t>
-            </w:r>
-          </w:p>
-        </w:tc>
-        <w:tc>
-          <w:tcPr>
-            <w:tcW w:w="2339" w:type="dxa"/>
-          </w:tcPr>
-          <w:p>
-            <w:pPr>
-              <w:pStyle w:val="GostTable"/>
-            </w:pPr>
-            <w:r>
-              <w:t>6c7fb12b8b666370</w:t>
+              <w:t>1552</w:t>
+            </w:r>
+          </w:p>
+        </w:tc>
+        <w:tc>
+          <w:tcPr>
+            <w:tcW w:w="2339" w:type="dxa"/>
+          </w:tcPr>
+          <w:p>
+            <w:pPr>
+              <w:pStyle w:val="GostTable"/>
+            </w:pPr>
+            <w:r>
+              <w:t>97d5daeac90fcc67</w:t>
             </w:r>
           </w:p>
         </w:tc>
@@ -21889,20 +21889,20 @@
               <w:pStyle w:val="GostTable"/>
             </w:pPr>
             <w:r>
-              <w:t>1539</w:t>
-            </w:r>
-          </w:p>
-        </w:tc>
-        <w:tc>
-          <w:tcPr>
-            <w:tcW w:w="2339" w:type="dxa"/>
-          </w:tcPr>
-          <w:p>
-            <w:pPr>
-              <w:pStyle w:val="GostTable"/>
-            </w:pPr>
-            <w:r>
-              <w:t>0bef787e23f0adae</w:t>
+              <w:t>1541</w:t>
+            </w:r>
+          </w:p>
+        </w:tc>
+        <w:tc>
+          <w:tcPr>
+            <w:tcW w:w="2339" w:type="dxa"/>
+          </w:tcPr>
+          <w:p>
+            <w:pPr>
+              <w:pStyle w:val="GostTable"/>
+            </w:pPr>
+            <w:r>
+              <w:t>38c76e35ee35f00b</w:t>
             </w:r>
           </w:p>
         </w:tc>
@@ -22918,20 +22918,20 @@
               <w:pStyle w:val="GostTable"/>
             </w:pPr>
             <w:r>
-              <w:t>1583</w:t>
-            </w:r>
-          </w:p>
-        </w:tc>
-        <w:tc>
-          <w:tcPr>
-            <w:tcW w:w="2339" w:type="dxa"/>
-          </w:tcPr>
-          <w:p>
-            <w:pPr>
-              <w:pStyle w:val="GostTable"/>
-            </w:pPr>
-            <w:r>
-              <w:t>27a0c2532e687249</w:t>
+              <w:t>1585</w:t>
+            </w:r>
+          </w:p>
+        </w:tc>
+        <w:tc>
+          <w:tcPr>
+            <w:tcW w:w="2339" w:type="dxa"/>
+          </w:tcPr>
+          <w:p>
+            <w:pPr>
+              <w:pStyle w:val="GostTable"/>
+            </w:pPr>
+            <w:r>
+              <w:t>b8cfc552a9b42b14</w:t>
             </w:r>
           </w:p>
         </w:tc>
@@ -26966,7 +26966,7 @@
         <w:pStyle w:val="1"/>
         <w:pageBreakBefore/>
       </w:pPr>
-      <w:bookmarkStart w:id="5" w:name="_Toc242194556"/>
+      <w:bookmarkStart w:id="5" w:name="_Toc242436836"/>
       <w:r>
         <w:lastRenderedPageBreak/>
         <w:t>3 Получение исходных текстов и сборка программы</w:t>
@@ -26977,7 +26977,7 @@
       <w:pPr>
         <w:pStyle w:val="21"/>
       </w:pPr>
-      <w:bookmarkStart w:id="6" w:name="_Toc242194557"/>
+      <w:bookmarkStart w:id="6" w:name="_Toc242436837"/>
       <w:r>
         <w:t>3.1 Получение из репозитория</w:t>
       </w:r>
@@ -27013,7 +27013,7 @@
       <w:pPr>
         <w:pStyle w:val="21"/>
       </w:pPr>
-      <w:bookmarkStart w:id="7" w:name="_Toc242194558"/>
+      <w:bookmarkStart w:id="7" w:name="_Toc242436838"/>
       <w:r>
         <w:t>3.2 Формирование архива</w:t>
       </w:r>
@@ -27032,7 +27032,7 @@
       <w:pPr>
         <w:pStyle w:val="21"/>
       </w:pPr>
-      <w:bookmarkStart w:id="8" w:name="_Toc242194559"/>
+      <w:bookmarkStart w:id="8" w:name="_Toc242436839"/>
       <w:r>
         <w:t>3.3 Проверка соответствия описи</w:t>
       </w:r>
@@ -27067,7 +27067,7 @@
       <w:pPr>
         <w:pStyle w:val="21"/>
       </w:pPr>
-      <w:bookmarkStart w:id="9" w:name="_Toc242194560"/>
+      <w:bookmarkStart w:id="9" w:name="_Toc242436840"/>
       <w:r>
         <w:t>3.4 Сборка</w:t>
       </w:r>
@@ -27115,7 +27115,7 @@
         <w:ind w:firstLine="0"/>
         <w:jc w:val="center"/>
       </w:pPr>
-      <w:bookmarkStart w:id="10" w:name="_Toc242194561"/>
+      <w:bookmarkStart w:id="10" w:name="_Toc242436841"/>
       <w:r>
         <w:lastRenderedPageBreak/>
         <w:t>ЛИСТ РЕГИСТРАЦИИ ИЗМЕНЕНИЙ</w:t>
@@ -29203,31 +29203,31 @@
       </w:rPr>
     </w:lvl>
   </w:abstractNum>
-  <w:num w:numId="1" w16cid:durableId="928390340">
+  <w:num w:numId="1" w16cid:durableId="1049577433">
     <w:abstractNumId w:val="8"/>
   </w:num>
-  <w:num w:numId="2" w16cid:durableId="1176460845">
+  <w:num w:numId="2" w16cid:durableId="213350000">
     <w:abstractNumId w:val="6"/>
   </w:num>
-  <w:num w:numId="3" w16cid:durableId="897664066">
+  <w:num w:numId="3" w16cid:durableId="79105935">
     <w:abstractNumId w:val="5"/>
   </w:num>
-  <w:num w:numId="4" w16cid:durableId="1882743347">
+  <w:num w:numId="4" w16cid:durableId="761410853">
     <w:abstractNumId w:val="4"/>
   </w:num>
-  <w:num w:numId="5" w16cid:durableId="911239440">
+  <w:num w:numId="5" w16cid:durableId="331568717">
     <w:abstractNumId w:val="7"/>
   </w:num>
-  <w:num w:numId="6" w16cid:durableId="1072658990">
+  <w:num w:numId="6" w16cid:durableId="1345522938">
     <w:abstractNumId w:val="3"/>
   </w:num>
-  <w:num w:numId="7" w16cid:durableId="1859460695">
+  <w:num w:numId="7" w16cid:durableId="1664964500">
     <w:abstractNumId w:val="2"/>
   </w:num>
-  <w:num w:numId="8" w16cid:durableId="45565134">
+  <w:num w:numId="8" w16cid:durableId="130488898">
     <w:abstractNumId w:val="1"/>
   </w:num>
-  <w:num w:numId="9" w16cid:durableId="880241767">
+  <w:num w:numId="9" w16cid:durableId="1903439940">
     <w:abstractNumId w:val="0"/>
   </w:num>
 </w:numbering>
@@ -40760,7 +40760,7 @@
     <w:autoRedefine/>
     <w:uiPriority w:val="39"/>
     <w:unhideWhenUsed/>
-    <w:rsid w:val="007753A9"/>
+    <w:rsid w:val="003071D5"/>
     <w:pPr>
       <w:spacing w:after="100"/>
     </w:pPr>
@@ -40772,7 +40772,7 @@
     <w:autoRedefine/>
     <w:uiPriority w:val="39"/>
     <w:unhideWhenUsed/>
-    <w:rsid w:val="007753A9"/>
+    <w:rsid w:val="003071D5"/>
     <w:pPr>
       <w:spacing w:after="100"/>
       <w:ind w:left="240"/>
@@ -40783,7 +40783,7 @@
     <w:basedOn w:val="a2"/>
     <w:uiPriority w:val="99"/>
     <w:unhideWhenUsed/>
-    <w:rsid w:val="007753A9"/>
+    <w:rsid w:val="003071D5"/>
     <w:rPr>
       <w:color w:val="0000FF" w:themeColor="hyperlink"/>
       <w:u w:val="single"/>

--- a/docs/gost/out/10_12_Текст_программы.docx
+++ b/docs/gost/out/10_12_Текст_программы.docx
@@ -610,7 +610,7 @@
       <w:r>
         <w:fldChar w:fldCharType="separate"/>
       </w:r>
-      <w:hyperlink w:anchor="_Toc242451184" w:history="1">
+      <w:hyperlink w:anchor="_Toc242457842" w:history="1">
         <w:r>
           <w:rPr>
             <w:rStyle w:val="aff8"/>
@@ -637,7 +637,7 @@
             <w:noProof/>
             <w:webHidden/>
           </w:rPr>
-          <w:instrText xml:space="preserve"> PAGEREF _Toc242451184 \h </w:instrText>
+          <w:instrText xml:space="preserve"> PAGEREF _Toc242457842 \h </w:instrText>
         </w:r>
         <w:r>
           <w:rPr>
@@ -683,7 +683,7 @@
           <w14:ligatures w14:val="standardContextual"/>
         </w:rPr>
       </w:pPr>
-      <w:hyperlink w:anchor="_Toc242451185" w:history="1">
+      <w:hyperlink w:anchor="_Toc242457843" w:history="1">
         <w:r>
           <w:rPr>
             <w:rStyle w:val="aff8"/>
@@ -710,7 +710,7 @@
             <w:noProof/>
             <w:webHidden/>
           </w:rPr>
-          <w:instrText xml:space="preserve"> PAGEREF _Toc242451185 \h </w:instrText>
+          <w:instrText xml:space="preserve"> PAGEREF _Toc242457843 \h </w:instrText>
         </w:r>
         <w:r>
           <w:rPr>
@@ -756,7 +756,7 @@
           <w14:ligatures w14:val="standardContextual"/>
         </w:rPr>
       </w:pPr>
-      <w:hyperlink w:anchor="_Toc242451186" w:history="1">
+      <w:hyperlink w:anchor="_Toc242457844" w:history="1">
         <w:r>
           <w:rPr>
             <w:rStyle w:val="aff8"/>
@@ -783,7 +783,7 @@
             <w:noProof/>
             <w:webHidden/>
           </w:rPr>
-          <w:instrText xml:space="preserve"> PAGEREF _Toc242451186 \h </w:instrText>
+          <w:instrText xml:space="preserve"> PAGEREF _Toc242457844 \h </w:instrText>
         </w:r>
         <w:r>
           <w:rPr>
@@ -829,7 +829,7 @@
           <w14:ligatures w14:val="standardContextual"/>
         </w:rPr>
       </w:pPr>
-      <w:hyperlink w:anchor="_Toc242451187" w:history="1">
+      <w:hyperlink w:anchor="_Toc242457845" w:history="1">
         <w:r>
           <w:rPr>
             <w:rStyle w:val="aff8"/>
@@ -856,7 +856,7 @@
             <w:noProof/>
             <w:webHidden/>
           </w:rPr>
-          <w:instrText xml:space="preserve"> PAGEREF _Toc242451187 \h </w:instrText>
+          <w:instrText xml:space="preserve"> PAGEREF _Toc242457845 \h </w:instrText>
         </w:r>
         <w:r>
           <w:rPr>
@@ -902,7 +902,7 @@
           <w14:ligatures w14:val="standardContextual"/>
         </w:rPr>
       </w:pPr>
-      <w:hyperlink w:anchor="_Toc242451188" w:history="1">
+      <w:hyperlink w:anchor="_Toc242457846" w:history="1">
         <w:r>
           <w:rPr>
             <w:rStyle w:val="aff8"/>
@@ -929,7 +929,7 @@
             <w:noProof/>
             <w:webHidden/>
           </w:rPr>
-          <w:instrText xml:space="preserve"> PAGEREF _Toc242451188 \h </w:instrText>
+          <w:instrText xml:space="preserve"> PAGEREF _Toc242457846 \h </w:instrText>
         </w:r>
         <w:r>
           <w:rPr>
@@ -975,7 +975,7 @@
           <w14:ligatures w14:val="standardContextual"/>
         </w:rPr>
       </w:pPr>
-      <w:hyperlink w:anchor="_Toc242451189" w:history="1">
+      <w:hyperlink w:anchor="_Toc242457847" w:history="1">
         <w:r>
           <w:rPr>
             <w:rStyle w:val="aff8"/>
@@ -1002,7 +1002,7 @@
             <w:noProof/>
             <w:webHidden/>
           </w:rPr>
-          <w:instrText xml:space="preserve"> PAGEREF _Toc242451189 \h </w:instrText>
+          <w:instrText xml:space="preserve"> PAGEREF _Toc242457847 \h </w:instrText>
         </w:r>
         <w:r>
           <w:rPr>
@@ -1048,7 +1048,7 @@
           <w14:ligatures w14:val="standardContextual"/>
         </w:rPr>
       </w:pPr>
-      <w:hyperlink w:anchor="_Toc242451190" w:history="1">
+      <w:hyperlink w:anchor="_Toc242457848" w:history="1">
         <w:r>
           <w:rPr>
             <w:rStyle w:val="aff8"/>
@@ -1075,7 +1075,7 @@
             <w:noProof/>
             <w:webHidden/>
           </w:rPr>
-          <w:instrText xml:space="preserve"> PAGEREF _Toc242451190 \h </w:instrText>
+          <w:instrText xml:space="preserve"> PAGEREF _Toc242457848 \h </w:instrText>
         </w:r>
         <w:r>
           <w:rPr>
@@ -1121,7 +1121,7 @@
           <w14:ligatures w14:val="standardContextual"/>
         </w:rPr>
       </w:pPr>
-      <w:hyperlink w:anchor="_Toc242451191" w:history="1">
+      <w:hyperlink w:anchor="_Toc242457849" w:history="1">
         <w:r>
           <w:rPr>
             <w:rStyle w:val="aff8"/>
@@ -1148,7 +1148,7 @@
             <w:noProof/>
             <w:webHidden/>
           </w:rPr>
-          <w:instrText xml:space="preserve"> PAGEREF _Toc242451191 \h </w:instrText>
+          <w:instrText xml:space="preserve"> PAGEREF _Toc242457849 \h </w:instrText>
         </w:r>
         <w:r>
           <w:rPr>
@@ -1194,7 +1194,7 @@
           <w14:ligatures w14:val="standardContextual"/>
         </w:rPr>
       </w:pPr>
-      <w:hyperlink w:anchor="_Toc242451192" w:history="1">
+      <w:hyperlink w:anchor="_Toc242457850" w:history="1">
         <w:r>
           <w:rPr>
             <w:rStyle w:val="aff8"/>
@@ -1221,7 +1221,7 @@
             <w:noProof/>
             <w:webHidden/>
           </w:rPr>
-          <w:instrText xml:space="preserve"> PAGEREF _Toc242451192 \h </w:instrText>
+          <w:instrText xml:space="preserve"> PAGEREF _Toc242457850 \h </w:instrText>
         </w:r>
         <w:r>
           <w:rPr>
@@ -1267,7 +1267,7 @@
           <w14:ligatures w14:val="standardContextual"/>
         </w:rPr>
       </w:pPr>
-      <w:hyperlink w:anchor="_Toc242451193" w:history="1">
+      <w:hyperlink w:anchor="_Toc242457851" w:history="1">
         <w:r>
           <w:rPr>
             <w:rStyle w:val="aff8"/>
@@ -1294,7 +1294,7 @@
             <w:noProof/>
             <w:webHidden/>
           </w:rPr>
-          <w:instrText xml:space="preserve"> PAGEREF _Toc242451193 \h </w:instrText>
+          <w:instrText xml:space="preserve"> PAGEREF _Toc242457851 \h </w:instrText>
         </w:r>
         <w:r>
           <w:rPr>
@@ -1340,7 +1340,7 @@
           <w14:ligatures w14:val="standardContextual"/>
         </w:rPr>
       </w:pPr>
-      <w:hyperlink w:anchor="_Toc242451194" w:history="1">
+      <w:hyperlink w:anchor="_Toc242457852" w:history="1">
         <w:r>
           <w:rPr>
             <w:rStyle w:val="aff8"/>
@@ -1367,7 +1367,7 @@
             <w:noProof/>
             <w:webHidden/>
           </w:rPr>
-          <w:instrText xml:space="preserve"> PAGEREF _Toc242451194 \h </w:instrText>
+          <w:instrText xml:space="preserve"> PAGEREF _Toc242457852 \h </w:instrText>
         </w:r>
         <w:r>
           <w:rPr>
@@ -1413,7 +1413,7 @@
         <w:ind w:firstLine="0"/>
         <w:jc w:val="center"/>
       </w:pPr>
-      <w:bookmarkStart w:id="0" w:name="_Toc242451184"/>
+      <w:bookmarkStart w:id="0" w:name="_Toc242457842"/>
       <w:r>
         <w:lastRenderedPageBreak/>
         <w:t>ПЕРЕЧЕНЬ ТЕРМИНОВ И СОКРАЩЕНИЙ</w:t>
@@ -2675,7 +2675,7 @@
         <w:pStyle w:val="1"/>
         <w:pageBreakBefore/>
       </w:pPr>
-      <w:bookmarkStart w:id="1" w:name="_Toc242451185"/>
+      <w:bookmarkStart w:id="1" w:name="_Toc242457843"/>
       <w:r>
         <w:lastRenderedPageBreak/>
         <w:t>1 Общие сведения</w:t>
@@ -2686,7 +2686,7 @@
       <w:pPr>
         <w:pStyle w:val="21"/>
       </w:pPr>
-      <w:bookmarkStart w:id="2" w:name="_Toc242451186"/>
+      <w:bookmarkStart w:id="2" w:name="_Toc242457844"/>
       <w:r>
         <w:t>1.1 Языки программирования</w:t>
       </w:r>
@@ -2985,7 +2985,7 @@
       <w:pPr>
         <w:pStyle w:val="21"/>
       </w:pPr>
-      <w:bookmarkStart w:id="3" w:name="_Toc242451187"/>
+      <w:bookmarkStart w:id="3" w:name="_Toc242457845"/>
       <w:r>
         <w:t>1.2 Форма представления</w:t>
       </w:r>
@@ -3031,7 +3031,7 @@
         <w:pStyle w:val="1"/>
         <w:pageBreakBefore/>
       </w:pPr>
-      <w:bookmarkStart w:id="4" w:name="_Toc242451188"/>
+      <w:bookmarkStart w:id="4" w:name="_Toc242457846"/>
       <w:r>
         <w:lastRenderedPageBreak/>
         <w:t>2 Состав исходных текстов</w:t>
@@ -3225,7 +3225,7 @@
               <w:pStyle w:val="GostTable"/>
             </w:pPr>
             <w:r>
-              <w:t>24953</w:t>
+              <w:t>25113</w:t>
             </w:r>
           </w:p>
         </w:tc>
@@ -3238,7 +3238,7 @@
               <w:pStyle w:val="GostTable"/>
             </w:pPr>
             <w:r>
-              <w:t>1130</w:t>
+              <w:t>1140</w:t>
             </w:r>
           </w:p>
         </w:tc>
@@ -3283,7 +3283,7 @@
               <w:pStyle w:val="GostTable"/>
             </w:pPr>
             <w:r>
-              <w:t>36145</w:t>
+              <w:t>36340</w:t>
             </w:r>
           </w:p>
         </w:tc>
@@ -3296,7 +3296,7 @@
               <w:pStyle w:val="GostTable"/>
             </w:pPr>
             <w:r>
-              <w:t>1414</w:t>
+              <w:t>1429</w:t>
             </w:r>
           </w:p>
         </w:tc>
@@ -3408,7 +3408,7 @@
               <w:rPr>
                 <w:b/>
               </w:rPr>
-              <w:t>66462</w:t>
+              <w:t>66817</w:t>
             </w:r>
           </w:p>
         </w:tc>
@@ -3424,7 +3424,7 @@
               <w:rPr>
                 <w:b/>
               </w:rPr>
-              <w:t>2760</w:t>
+              <w:t>2785</w:t>
             </w:r>
           </w:p>
         </w:tc>
@@ -3444,7 +3444,7 @@
           <w:rFonts w:ascii="Courier New" w:eastAsia="Courier New" w:hAnsi="Courier New" w:cs="Courier New"/>
           <w:sz w:val="22"/>
         </w:rPr>
-        <w:t>2312a35da52f</w:t>
+        <w:t>e6f0fa06d30e</w:t>
       </w:r>
       <w:r>
         <w:t xml:space="preserve"> репозитория с учётом незафиксированных изменений рабочего каталога.</w:t>
@@ -7526,20 +7526,20 @@
               <w:pStyle w:val="GostTable"/>
             </w:pPr>
             <w:r>
-              <w:t>100</w:t>
-            </w:r>
-          </w:p>
-        </w:tc>
-        <w:tc>
-          <w:tcPr>
-            <w:tcW w:w="2339" w:type="dxa"/>
-          </w:tcPr>
-          <w:p>
-            <w:pPr>
-              <w:pStyle w:val="GostTable"/>
-            </w:pPr>
-            <w:r>
-              <w:t>89783cebbaf47e4f</w:t>
+              <w:t>238</w:t>
+            </w:r>
+          </w:p>
+        </w:tc>
+        <w:tc>
+          <w:tcPr>
+            <w:tcW w:w="2339" w:type="dxa"/>
+          </w:tcPr>
+          <w:p>
+            <w:pPr>
+              <w:pStyle w:val="GostTable"/>
+            </w:pPr>
+            <w:r>
+              <w:t>14fdd8cfaa54bb36</w:t>
             </w:r>
           </w:p>
         </w:tc>
@@ -7624,20 +7624,20 @@
               <w:pStyle w:val="GostTable"/>
             </w:pPr>
             <w:r>
-              <w:t>160</w:t>
-            </w:r>
-          </w:p>
-        </w:tc>
-        <w:tc>
-          <w:tcPr>
-            <w:tcW w:w="2339" w:type="dxa"/>
-          </w:tcPr>
-          <w:p>
-            <w:pPr>
-              <w:pStyle w:val="GostTable"/>
-            </w:pPr>
-            <w:r>
-              <w:t>377d76682fcf8298</w:t>
+              <w:t>182</w:t>
+            </w:r>
+          </w:p>
+        </w:tc>
+        <w:tc>
+          <w:tcPr>
+            <w:tcW w:w="2339" w:type="dxa"/>
+          </w:tcPr>
+          <w:p>
+            <w:pPr>
+              <w:pStyle w:val="GostTable"/>
+            </w:pPr>
+            <w:r>
+              <w:t>cdd6ef294cd04bbd</w:t>
             </w:r>
           </w:p>
         </w:tc>
@@ -18947,20 +18947,20 @@
               <w:pStyle w:val="GostTable"/>
             </w:pPr>
             <w:r>
-              <w:t>61</w:t>
-            </w:r>
-          </w:p>
-        </w:tc>
-        <w:tc>
-          <w:tcPr>
-            <w:tcW w:w="2339" w:type="dxa"/>
-          </w:tcPr>
-          <w:p>
-            <w:pPr>
-              <w:pStyle w:val="GostTable"/>
-            </w:pPr>
-            <w:r>
-              <w:t>2166b1f6b5f44932</w:t>
+              <w:t>72</w:t>
+            </w:r>
+          </w:p>
+        </w:tc>
+        <w:tc>
+          <w:tcPr>
+            <w:tcW w:w="2339" w:type="dxa"/>
+          </w:tcPr>
+          <w:p>
+            <w:pPr>
+              <w:pStyle w:val="GostTable"/>
+            </w:pPr>
+            <w:r>
+              <w:t>5ce6695207647574</w:t>
             </w:r>
           </w:p>
         </w:tc>
@@ -20369,20 +20369,20 @@
               <w:pStyle w:val="GostTable"/>
             </w:pPr>
             <w:r>
-              <w:t>59</w:t>
-            </w:r>
-          </w:p>
-        </w:tc>
-        <w:tc>
-          <w:tcPr>
-            <w:tcW w:w="2339" w:type="dxa"/>
-          </w:tcPr>
-          <w:p>
-            <w:pPr>
-              <w:pStyle w:val="GostTable"/>
-            </w:pPr>
-            <w:r>
-              <w:t>e5cb39a32611ee9a</w:t>
+              <w:t>135</w:t>
+            </w:r>
+          </w:p>
+        </w:tc>
+        <w:tc>
+          <w:tcPr>
+            <w:tcW w:w="2339" w:type="dxa"/>
+          </w:tcPr>
+          <w:p>
+            <w:pPr>
+              <w:pStyle w:val="GostTable"/>
+            </w:pPr>
+            <w:r>
+              <w:t>f140ff51d14cabda</w:t>
             </w:r>
           </w:p>
         </w:tc>
@@ -20908,20 +20908,20 @@
               <w:pStyle w:val="GostTable"/>
             </w:pPr>
             <w:r>
-              <w:t>1554</w:t>
-            </w:r>
-          </w:p>
-        </w:tc>
-        <w:tc>
-          <w:tcPr>
-            <w:tcW w:w="2339" w:type="dxa"/>
-          </w:tcPr>
-          <w:p>
-            <w:pPr>
-              <w:pStyle w:val="GostTable"/>
-            </w:pPr>
-            <w:r>
-              <w:t>7b84873f2cedde43</w:t>
+              <w:t>1590</w:t>
+            </w:r>
+          </w:p>
+        </w:tc>
+        <w:tc>
+          <w:tcPr>
+            <w:tcW w:w="2339" w:type="dxa"/>
+          </w:tcPr>
+          <w:p>
+            <w:pPr>
+              <w:pStyle w:val="GostTable"/>
+            </w:pPr>
+            <w:r>
+              <w:t>0ed7e4db846a2649</w:t>
             </w:r>
           </w:p>
         </w:tc>
@@ -21938,20 +21938,20 @@
               <w:pStyle w:val="GostTable"/>
             </w:pPr>
             <w:r>
-              <w:t>1543</w:t>
-            </w:r>
-          </w:p>
-        </w:tc>
-        <w:tc>
-          <w:tcPr>
-            <w:tcW w:w="2339" w:type="dxa"/>
-          </w:tcPr>
-          <w:p>
-            <w:pPr>
-              <w:pStyle w:val="GostTable"/>
-            </w:pPr>
-            <w:r>
-              <w:t>e2d8553c1d16f07c</w:t>
+              <w:t>1579</w:t>
+            </w:r>
+          </w:p>
+        </w:tc>
+        <w:tc>
+          <w:tcPr>
+            <w:tcW w:w="2339" w:type="dxa"/>
+          </w:tcPr>
+          <w:p>
+            <w:pPr>
+              <w:pStyle w:val="GostTable"/>
+            </w:pPr>
+            <w:r>
+              <w:t>0646612e39b16f97</w:t>
             </w:r>
           </w:p>
         </w:tc>
@@ -22967,20 +22967,20 @@
               <w:pStyle w:val="GostTable"/>
             </w:pPr>
             <w:r>
-              <w:t>1587</w:t>
-            </w:r>
-          </w:p>
-        </w:tc>
-        <w:tc>
-          <w:tcPr>
-            <w:tcW w:w="2339" w:type="dxa"/>
-          </w:tcPr>
-          <w:p>
-            <w:pPr>
-              <w:pStyle w:val="GostTable"/>
-            </w:pPr>
-            <w:r>
-              <w:t>fe21256ffa93ad24</w:t>
+              <w:t>1618</w:t>
+            </w:r>
+          </w:p>
+        </w:tc>
+        <w:tc>
+          <w:tcPr>
+            <w:tcW w:w="2339" w:type="dxa"/>
+          </w:tcPr>
+          <w:p>
+            <w:pPr>
+              <w:pStyle w:val="GostTable"/>
+            </w:pPr>
+            <w:r>
+              <w:t>0164658cbdbf727a</w:t>
             </w:r>
           </w:p>
         </w:tc>
@@ -24241,20 +24241,20 @@
               <w:pStyle w:val="GostTable"/>
             </w:pPr>
             <w:r>
-              <w:t>524</w:t>
-            </w:r>
-          </w:p>
-        </w:tc>
-        <w:tc>
-          <w:tcPr>
-            <w:tcW w:w="2339" w:type="dxa"/>
-          </w:tcPr>
-          <w:p>
-            <w:pPr>
-              <w:pStyle w:val="GostTable"/>
-            </w:pPr>
-            <w:r>
-              <w:t>855ec88ffcf19cab</w:t>
+              <w:t>529</w:t>
+            </w:r>
+          </w:p>
+        </w:tc>
+        <w:tc>
+          <w:tcPr>
+            <w:tcW w:w="2339" w:type="dxa"/>
+          </w:tcPr>
+          <w:p>
+            <w:pPr>
+              <w:pStyle w:val="GostTable"/>
+            </w:pPr>
+            <w:r>
+              <w:t>bfdc4f7a8ab86080</w:t>
             </w:r>
           </w:p>
         </w:tc>
@@ -27015,7 +27015,7 @@
         <w:pStyle w:val="1"/>
         <w:pageBreakBefore/>
       </w:pPr>
-      <w:bookmarkStart w:id="5" w:name="_Toc242451189"/>
+      <w:bookmarkStart w:id="5" w:name="_Toc242457847"/>
       <w:r>
         <w:lastRenderedPageBreak/>
         <w:t>3 Получение исходных текстов и сборка программы</w:t>
@@ -27026,7 +27026,7 @@
       <w:pPr>
         <w:pStyle w:val="21"/>
       </w:pPr>
-      <w:bookmarkStart w:id="6" w:name="_Toc242451190"/>
+      <w:bookmarkStart w:id="6" w:name="_Toc242457848"/>
       <w:r>
         <w:t>3.1 Получение из репозитория</w:t>
       </w:r>
@@ -27062,7 +27062,7 @@
       <w:pPr>
         <w:pStyle w:val="21"/>
       </w:pPr>
-      <w:bookmarkStart w:id="7" w:name="_Toc242451191"/>
+      <w:bookmarkStart w:id="7" w:name="_Toc242457849"/>
       <w:r>
         <w:t>3.2 Формирование архива</w:t>
       </w:r>
@@ -27081,7 +27081,7 @@
       <w:pPr>
         <w:pStyle w:val="21"/>
       </w:pPr>
-      <w:bookmarkStart w:id="8" w:name="_Toc242451192"/>
+      <w:bookmarkStart w:id="8" w:name="_Toc242457850"/>
       <w:r>
         <w:t>3.3 Проверка соответствия описи</w:t>
       </w:r>
@@ -27116,7 +27116,7 @@
       <w:pPr>
         <w:pStyle w:val="21"/>
       </w:pPr>
-      <w:bookmarkStart w:id="9" w:name="_Toc242451193"/>
+      <w:bookmarkStart w:id="9" w:name="_Toc242457851"/>
       <w:r>
         <w:t>3.4 Сборка</w:t>
       </w:r>
@@ -27164,7 +27164,7 @@
         <w:ind w:firstLine="0"/>
         <w:jc w:val="center"/>
       </w:pPr>
-      <w:bookmarkStart w:id="10" w:name="_Toc242451194"/>
+      <w:bookmarkStart w:id="10" w:name="_Toc242457852"/>
       <w:r>
         <w:lastRenderedPageBreak/>
         <w:t>ЛИСТ РЕГИСТРАЦИИ ИЗМЕНЕНИЙ</w:t>
@@ -29252,31 +29252,31 @@
       </w:rPr>
     </w:lvl>
   </w:abstractNum>
-  <w:num w:numId="1" w16cid:durableId="475219804">
+  <w:num w:numId="1" w16cid:durableId="1019694397">
     <w:abstractNumId w:val="8"/>
   </w:num>
-  <w:num w:numId="2" w16cid:durableId="166140152">
+  <w:num w:numId="2" w16cid:durableId="391387454">
     <w:abstractNumId w:val="6"/>
   </w:num>
-  <w:num w:numId="3" w16cid:durableId="1508515964">
+  <w:num w:numId="3" w16cid:durableId="1232813298">
     <w:abstractNumId w:val="5"/>
   </w:num>
-  <w:num w:numId="4" w16cid:durableId="1741750975">
+  <w:num w:numId="4" w16cid:durableId="1650594051">
     <w:abstractNumId w:val="4"/>
   </w:num>
-  <w:num w:numId="5" w16cid:durableId="1719278992">
+  <w:num w:numId="5" w16cid:durableId="1826971024">
     <w:abstractNumId w:val="7"/>
   </w:num>
-  <w:num w:numId="6" w16cid:durableId="832262159">
+  <w:num w:numId="6" w16cid:durableId="408962036">
     <w:abstractNumId w:val="3"/>
   </w:num>
-  <w:num w:numId="7" w16cid:durableId="964970227">
+  <w:num w:numId="7" w16cid:durableId="367485848">
     <w:abstractNumId w:val="2"/>
   </w:num>
-  <w:num w:numId="8" w16cid:durableId="1600404034">
+  <w:num w:numId="8" w16cid:durableId="541749977">
     <w:abstractNumId w:val="1"/>
   </w:num>
-  <w:num w:numId="9" w16cid:durableId="1969777420">
+  <w:num w:numId="9" w16cid:durableId="115224191">
     <w:abstractNumId w:val="0"/>
   </w:num>
 </w:numbering>
@@ -40809,7 +40809,7 @@
     <w:autoRedefine/>
     <w:uiPriority w:val="39"/>
     <w:unhideWhenUsed/>
-    <w:rsid w:val="00F76E22"/>
+    <w:rsid w:val="004A6B80"/>
     <w:pPr>
       <w:spacing w:after="100"/>
     </w:pPr>
@@ -40821,7 +40821,7 @@
     <w:autoRedefine/>
     <w:uiPriority w:val="39"/>
     <w:unhideWhenUsed/>
-    <w:rsid w:val="00F76E22"/>
+    <w:rsid w:val="004A6B80"/>
     <w:pPr>
       <w:spacing w:after="100"/>
       <w:ind w:left="240"/>
@@ -40832,7 +40832,7 @@
     <w:basedOn w:val="a2"/>
     <w:uiPriority w:val="99"/>
     <w:unhideWhenUsed/>
-    <w:rsid w:val="00F76E22"/>
+    <w:rsid w:val="004A6B80"/>
     <w:rPr>
       <w:color w:val="0000FF" w:themeColor="hyperlink"/>
       <w:u w:val="single"/>
